--- a/examples/transf/doc/50-balancing-oversampling.docx
+++ b/examples/transf/doc/50-balancing-oversampling.docx
@@ -33,79 +33,10 @@
     </w:p>
     <w:p>
       <w:pPr>
-        <w:pStyle w:val="SourceCode"/>
-      </w:pPr>
-      <w:r>
-        <w:rPr>
-          <w:rStyle w:val="FunctionTok"/>
-        </w:rPr>
-        <w:t xml:space="preserve">source</w:t>
-      </w:r>
-      <w:r>
-        <w:rPr>
-          <w:rStyle w:val="NormalTok"/>
-        </w:rPr>
-        <w:t xml:space="preserve">(</w:t>
-      </w:r>
-      <w:r>
-        <w:rPr>
-          <w:rStyle w:val="FunctionTok"/>
-        </w:rPr>
-        <w:t xml:space="preserve">url</w:t>
-      </w:r>
-      <w:r>
-        <w:rPr>
-          <w:rStyle w:val="NormalTok"/>
-        </w:rPr>
-        <w:t xml:space="preserve">(</w:t>
-      </w:r>
-      <w:r>
-        <w:rPr>
-          <w:rStyle w:val="StringTok"/>
-        </w:rPr>
-        <w:t xml:space="preserve">"https://raw.githubusercontent.com/cefet-rj-dal/daltoolbox/main/examples/seed.R"</w:t>
-      </w:r>
-      <w:r>
-        <w:rPr>
-          <w:rStyle w:val="NormalTok"/>
-        </w:rPr>
-        <w:t xml:space="preserve">))</w:t>
-      </w:r>
-      <w:r>
-        <w:br/>
-      </w:r>
-      <w:r>
-        <w:rPr>
-          <w:rStyle w:val="CommentTok"/>
-        </w:rPr>
-        <w:t xml:space="preserve"># installation</w:t>
-      </w:r>
-      <w:r>
-        <w:br/>
-      </w:r>
-      <w:r>
-        <w:rPr>
-          <w:rStyle w:val="CommentTok"/>
-        </w:rPr>
-        <w:t xml:space="preserve"># install.packages("daltoolbox")</w:t>
-      </w:r>
-      <w:r>
-        <w:br/>
-      </w:r>
-      <w:r>
-        <w:br/>
-      </w:r>
-      <w:r>
-        <w:rPr>
-          <w:rStyle w:val="FunctionTok"/>
-        </w:rPr>
-        <w:t xml:space="preserve">library</w:t>
-      </w:r>
-      <w:r>
-        <w:rPr>
-          <w:rStyle w:val="NormalTok"/>
-        </w:rPr>
-        <w:t xml:space="preserve">(daltoolbox)</w:t>
+        <w:pStyle w:val="BodyText"/>
+      </w:pPr>
+      <w:r>
+        <w:t xml:space="preserve">Didactic goal: compare two ways of increasing minority-class representation without changing the modeling interface. The key point is not only that the class counts become more balanced, but also that the balancing strategy changes the type of synthetic information introduced into the training data.</w:t>
       </w:r>
     </w:p>
     <w:p>
@@ -114,39 +45,9 @@
       </w:pPr>
       <w:r>
         <w:rPr>
-          <w:rStyle w:val="NormalTok"/>
-        </w:rPr>
-        <w:t xml:space="preserve">iris_imb </w:t>
-      </w:r>
-      <w:r>
-        <w:rPr>
-          <w:rStyle w:val="OtherTok"/>
-        </w:rPr>
-        <w:t xml:space="preserve">&lt;-</w:t>
-      </w:r>
-      <w:r>
-        <w:rPr>
-          <w:rStyle w:val="NormalTok"/>
-        </w:rPr>
-        <w:t xml:space="preserve"> datasets</w:t>
-      </w:r>
-      <w:r>
-        <w:rPr>
-          <w:rStyle w:val="SpecialCharTok"/>
-        </w:rPr>
-        <w:t xml:space="preserve">::</w:t>
-      </w:r>
-      <w:r>
-        <w:rPr>
-          <w:rStyle w:val="NormalTok"/>
-        </w:rPr>
-        <w:t xml:space="preserve">iris[</w:t>
-      </w:r>
-      <w:r>
-        <w:rPr>
           <w:rStyle w:val="FunctionTok"/>
         </w:rPr>
-        <w:t xml:space="preserve">c</w:t>
+        <w:t xml:space="preserve">source</w:t>
       </w:r>
       <w:r>
         <w:rPr>
@@ -156,131 +57,86 @@
       </w:r>
       <w:r>
         <w:rPr>
-          <w:rStyle w:val="DecValTok"/>
-        </w:rPr>
-        <w:t xml:space="preserve">1</w:t>
-      </w:r>
-      <w:r>
-        <w:rPr>
-          <w:rStyle w:val="SpecialCharTok"/>
-        </w:rPr>
-        <w:t xml:space="preserve">:</w:t>
-      </w:r>
-      <w:r>
-        <w:rPr>
-          <w:rStyle w:val="DecValTok"/>
-        </w:rPr>
-        <w:t xml:space="preserve">50</w:t>
-      </w:r>
-      <w:r>
-        <w:rPr>
-          <w:rStyle w:val="NormalTok"/>
-        </w:rPr>
-        <w:t xml:space="preserve">, </w:t>
-      </w:r>
-      <w:r>
-        <w:rPr>
-          <w:rStyle w:val="DecValTok"/>
-        </w:rPr>
-        <w:t xml:space="preserve">51</w:t>
-      </w:r>
-      <w:r>
-        <w:rPr>
-          <w:rStyle w:val="SpecialCharTok"/>
-        </w:rPr>
-        <w:t xml:space="preserve">:</w:t>
-      </w:r>
-      <w:r>
-        <w:rPr>
-          <w:rStyle w:val="DecValTok"/>
-        </w:rPr>
-        <w:t xml:space="preserve">71</w:t>
-      </w:r>
-      <w:r>
-        <w:rPr>
-          <w:rStyle w:val="NormalTok"/>
-        </w:rPr>
-        <w:t xml:space="preserve">, </w:t>
-      </w:r>
-      <w:r>
-        <w:rPr>
-          <w:rStyle w:val="DecValTok"/>
-        </w:rPr>
-        <w:t xml:space="preserve">101</w:t>
-      </w:r>
-      <w:r>
-        <w:rPr>
-          <w:rStyle w:val="SpecialCharTok"/>
-        </w:rPr>
-        <w:t xml:space="preserve">:</w:t>
-      </w:r>
-      <w:r>
-        <w:rPr>
-          <w:rStyle w:val="DecValTok"/>
-        </w:rPr>
-        <w:t xml:space="preserve">111</w:t>
-      </w:r>
-      <w:r>
-        <w:rPr>
-          <w:rStyle w:val="NormalTok"/>
-        </w:rPr>
-        <w:t xml:space="preserve">), ]</w:t>
-      </w:r>
-      <w:r>
-        <w:br/>
-      </w:r>
-      <w:r>
-        <w:rPr>
           <w:rStyle w:val="FunctionTok"/>
         </w:rPr>
-        <w:t xml:space="preserve">table</w:t>
-      </w:r>
-      <w:r>
-        <w:rPr>
-          <w:rStyle w:val="NormalTok"/>
-        </w:rPr>
-        <w:t xml:space="preserve">(iris_imb</w:t>
-      </w:r>
-      <w:r>
-        <w:rPr>
-          <w:rStyle w:val="SpecialCharTok"/>
-        </w:rPr>
-        <w:t xml:space="preserve">$</w:t>
-      </w:r>
-      <w:r>
-        <w:rPr>
-          <w:rStyle w:val="NormalTok"/>
-        </w:rPr>
-        <w:t xml:space="preserve">Species)</w:t>
+        <w:t xml:space="preserve">url</w:t>
+      </w:r>
+      <w:r>
+        <w:rPr>
+          <w:rStyle w:val="NormalTok"/>
+        </w:rPr>
+        <w:t xml:space="preserve">(</w:t>
+      </w:r>
+      <w:r>
+        <w:rPr>
+          <w:rStyle w:val="StringTok"/>
+        </w:rPr>
+        <w:t xml:space="preserve">"https://raw.githubusercontent.com/cefet-rj-dal/daltoolbox/main/examples/seed.R"</w:t>
+      </w:r>
+      <w:r>
+        <w:rPr>
+          <w:rStyle w:val="NormalTok"/>
+        </w:rPr>
+        <w:t xml:space="preserve">))</w:t>
+      </w:r>
+      <w:r>
+        <w:br/>
+      </w:r>
+      <w:r>
+        <w:rPr>
+          <w:rStyle w:val="CommentTok"/>
+        </w:rPr>
+        <w:t xml:space="preserve"># installation</w:t>
+      </w:r>
+      <w:r>
+        <w:br/>
+      </w:r>
+      <w:r>
+        <w:rPr>
+          <w:rStyle w:val="CommentTok"/>
+        </w:rPr>
+        <w:t xml:space="preserve"># install.packages("daltoolbox")</w:t>
+      </w:r>
+      <w:r>
+        <w:br/>
+      </w:r>
+      <w:r>
+        <w:br/>
+      </w:r>
+      <w:r>
+        <w:rPr>
+          <w:rStyle w:val="FunctionTok"/>
+        </w:rPr>
+        <w:t xml:space="preserve">library</w:t>
+      </w:r>
+      <w:r>
+        <w:rPr>
+          <w:rStyle w:val="NormalTok"/>
+        </w:rPr>
+        <w:t xml:space="preserve">(daltoolbox)</w:t>
       </w:r>
     </w:p>
     <w:p>
       <w:pPr>
-        <w:pStyle w:val="SourceCode"/>
-      </w:pPr>
+        <w:pStyle w:val="FirstParagraph"/>
+      </w:pPr>
+      <w:r>
+        <w:t xml:space="preserve">Create an imbalanced version of</w:t>
+      </w:r>
+      <w:r>
+        <w:t xml:space="preserve"> </w:t>
+      </w:r>
       <w:r>
         <w:rPr>
           <w:rStyle w:val="VerbatimChar"/>
         </w:rPr>
-        <w:t xml:space="preserve">## </w:t>
-      </w:r>
-      <w:r>
-        <w:br/>
-      </w:r>
-      <w:r>
-        <w:rPr>
-          <w:rStyle w:val="VerbatimChar"/>
-        </w:rPr>
-        <w:t xml:space="preserve">##     setosa versicolor  virginica </w:t>
-      </w:r>
-      <w:r>
-        <w:br/>
-      </w:r>
-      <w:r>
-        <w:rPr>
-          <w:rStyle w:val="VerbatimChar"/>
-        </w:rPr>
-        <w:t xml:space="preserve">##         50         21         11</w:t>
+        <w:t xml:space="preserve">iris</w:t>
+      </w:r>
+      <w:r>
+        <w:t xml:space="preserve"> </w:t>
+      </w:r>
+      <w:r>
+        <w:t xml:space="preserve">so the effect of balancing becomes visible.</w:t>
       </w:r>
     </w:p>
     <w:p>
@@ -289,132 +145,132 @@
       </w:pPr>
       <w:r>
         <w:rPr>
+          <w:rStyle w:val="NormalTok"/>
+        </w:rPr>
+        <w:t xml:space="preserve">iris_imb </w:t>
+      </w:r>
+      <w:r>
+        <w:rPr>
+          <w:rStyle w:val="OtherTok"/>
+        </w:rPr>
+        <w:t xml:space="preserve">&lt;-</w:t>
+      </w:r>
+      <w:r>
+        <w:rPr>
+          <w:rStyle w:val="NormalTok"/>
+        </w:rPr>
+        <w:t xml:space="preserve"> datasets</w:t>
+      </w:r>
+      <w:r>
+        <w:rPr>
+          <w:rStyle w:val="SpecialCharTok"/>
+        </w:rPr>
+        <w:t xml:space="preserve">::</w:t>
+      </w:r>
+      <w:r>
+        <w:rPr>
+          <w:rStyle w:val="NormalTok"/>
+        </w:rPr>
+        <w:t xml:space="preserve">iris[</w:t>
+      </w:r>
+      <w:r>
+        <w:rPr>
           <w:rStyle w:val="FunctionTok"/>
         </w:rPr>
-        <w:t xml:space="preserve">set_example_seed</w:t>
-      </w:r>
-      <w:r>
-        <w:rPr>
-          <w:rStyle w:val="NormalTok"/>
-        </w:rPr>
-        <w:t xml:space="preserve">()</w:t>
-      </w:r>
-      <w:r>
-        <w:br/>
-      </w:r>
-      <w:r>
-        <w:rPr>
-          <w:rStyle w:val="NormalTok"/>
-        </w:rPr>
-        <w:t xml:space="preserve">bal_random </w:t>
-      </w:r>
-      <w:r>
-        <w:rPr>
-          <w:rStyle w:val="OtherTok"/>
-        </w:rPr>
-        <w:t xml:space="preserve">&lt;-</w:t>
-      </w:r>
-      <w:r>
-        <w:rPr>
-          <w:rStyle w:val="NormalTok"/>
-        </w:rPr>
-        <w:t xml:space="preserve"> </w:t>
+        <w:t xml:space="preserve">c</w:t>
+      </w:r>
+      <w:r>
+        <w:rPr>
+          <w:rStyle w:val="NormalTok"/>
+        </w:rPr>
+        <w:t xml:space="preserve">(</w:t>
+      </w:r>
+      <w:r>
+        <w:rPr>
+          <w:rStyle w:val="DecValTok"/>
+        </w:rPr>
+        <w:t xml:space="preserve">1</w:t>
+      </w:r>
+      <w:r>
+        <w:rPr>
+          <w:rStyle w:val="SpecialCharTok"/>
+        </w:rPr>
+        <w:t xml:space="preserve">:</w:t>
+      </w:r>
+      <w:r>
+        <w:rPr>
+          <w:rStyle w:val="DecValTok"/>
+        </w:rPr>
+        <w:t xml:space="preserve">50</w:t>
+      </w:r>
+      <w:r>
+        <w:rPr>
+          <w:rStyle w:val="NormalTok"/>
+        </w:rPr>
+        <w:t xml:space="preserve">, </w:t>
+      </w:r>
+      <w:r>
+        <w:rPr>
+          <w:rStyle w:val="DecValTok"/>
+        </w:rPr>
+        <w:t xml:space="preserve">51</w:t>
+      </w:r>
+      <w:r>
+        <w:rPr>
+          <w:rStyle w:val="SpecialCharTok"/>
+        </w:rPr>
+        <w:t xml:space="preserve">:</w:t>
+      </w:r>
+      <w:r>
+        <w:rPr>
+          <w:rStyle w:val="DecValTok"/>
+        </w:rPr>
+        <w:t xml:space="preserve">71</w:t>
+      </w:r>
+      <w:r>
+        <w:rPr>
+          <w:rStyle w:val="NormalTok"/>
+        </w:rPr>
+        <w:t xml:space="preserve">, </w:t>
+      </w:r>
+      <w:r>
+        <w:rPr>
+          <w:rStyle w:val="DecValTok"/>
+        </w:rPr>
+        <w:t xml:space="preserve">101</w:t>
+      </w:r>
+      <w:r>
+        <w:rPr>
+          <w:rStyle w:val="SpecialCharTok"/>
+        </w:rPr>
+        <w:t xml:space="preserve">:</w:t>
+      </w:r>
+      <w:r>
+        <w:rPr>
+          <w:rStyle w:val="DecValTok"/>
+        </w:rPr>
+        <w:t xml:space="preserve">111</w:t>
+      </w:r>
+      <w:r>
+        <w:rPr>
+          <w:rStyle w:val="NormalTok"/>
+        </w:rPr>
+        <w:t xml:space="preserve">), ]</w:t>
+      </w:r>
+      <w:r>
+        <w:br/>
       </w:r>
       <w:r>
         <w:rPr>
           <w:rStyle w:val="FunctionTok"/>
         </w:rPr>
-        <w:t xml:space="preserve">bal_oversampling</w:t>
-      </w:r>
-      <w:r>
-        <w:rPr>
-          <w:rStyle w:val="NormalTok"/>
-        </w:rPr>
-        <w:t xml:space="preserve">(</w:t>
-      </w:r>
-      <w:r>
-        <w:rPr>
-          <w:rStyle w:val="StringTok"/>
-        </w:rPr>
-        <w:t xml:space="preserve">"Species"</w:t>
-      </w:r>
-      <w:r>
-        <w:rPr>
-          <w:rStyle w:val="NormalTok"/>
-        </w:rPr>
-        <w:t xml:space="preserve">, </w:t>
-      </w:r>
-      <w:r>
-        <w:rPr>
-          <w:rStyle w:val="AttributeTok"/>
-        </w:rPr>
-        <w:t xml:space="preserve">method =</w:t>
-      </w:r>
-      <w:r>
-        <w:rPr>
-          <w:rStyle w:val="NormalTok"/>
-        </w:rPr>
-        <w:t xml:space="preserve"> </w:t>
-      </w:r>
-      <w:r>
-        <w:rPr>
-          <w:rStyle w:val="StringTok"/>
-        </w:rPr>
-        <w:t xml:space="preserve">"random"</w:t>
-      </w:r>
-      <w:r>
-        <w:rPr>
-          <w:rStyle w:val="NormalTok"/>
-        </w:rPr>
-        <w:t xml:space="preserve">)</w:t>
-      </w:r>
-      <w:r>
-        <w:br/>
-      </w:r>
-      <w:r>
-        <w:rPr>
-          <w:rStyle w:val="NormalTok"/>
-        </w:rPr>
-        <w:t xml:space="preserve">iris_random </w:t>
-      </w:r>
-      <w:r>
-        <w:rPr>
-          <w:rStyle w:val="OtherTok"/>
-        </w:rPr>
-        <w:t xml:space="preserve">&lt;-</w:t>
-      </w:r>
-      <w:r>
-        <w:rPr>
-          <w:rStyle w:val="NormalTok"/>
-        </w:rPr>
-        <w:t xml:space="preserve"> </w:t>
-      </w:r>
-      <w:r>
-        <w:rPr>
-          <w:rStyle w:val="FunctionTok"/>
-        </w:rPr>
-        <w:t xml:space="preserve">transform</w:t>
-      </w:r>
-      <w:r>
-        <w:rPr>
-          <w:rStyle w:val="NormalTok"/>
-        </w:rPr>
-        <w:t xml:space="preserve">(bal_random, iris_imb)</w:t>
-      </w:r>
-      <w:r>
-        <w:br/>
-      </w:r>
-      <w:r>
-        <w:rPr>
-          <w:rStyle w:val="FunctionTok"/>
-        </w:rPr>
         <w:t xml:space="preserve">table</w:t>
       </w:r>
       <w:r>
         <w:rPr>
           <w:rStyle w:val="NormalTok"/>
         </w:rPr>
-        <w:t xml:space="preserve">(iris_random</w:t>
+        <w:t xml:space="preserve">(iris_imb</w:t>
       </w:r>
       <w:r>
         <w:rPr>
@@ -455,177 +311,15 @@
         <w:rPr>
           <w:rStyle w:val="VerbatimChar"/>
         </w:rPr>
-        <w:t xml:space="preserve">##         50         50         50</w:t>
+        <w:t xml:space="preserve">##         50         21         11</w:t>
       </w:r>
     </w:p>
     <w:p>
       <w:pPr>
-        <w:pStyle w:val="SourceCode"/>
-      </w:pPr>
-      <w:r>
-        <w:rPr>
-          <w:rStyle w:val="FunctionTok"/>
-        </w:rPr>
-        <w:t xml:space="preserve">set_example_seed</w:t>
-      </w:r>
-      <w:r>
-        <w:rPr>
-          <w:rStyle w:val="NormalTok"/>
-        </w:rPr>
-        <w:t xml:space="preserve">()</w:t>
-      </w:r>
-      <w:r>
-        <w:br/>
-      </w:r>
-      <w:r>
-        <w:rPr>
-          <w:rStyle w:val="NormalTok"/>
-        </w:rPr>
-        <w:t xml:space="preserve">bal_smote </w:t>
-      </w:r>
-      <w:r>
-        <w:rPr>
-          <w:rStyle w:val="OtherTok"/>
-        </w:rPr>
-        <w:t xml:space="preserve">&lt;-</w:t>
-      </w:r>
-      <w:r>
-        <w:rPr>
-          <w:rStyle w:val="NormalTok"/>
-        </w:rPr>
-        <w:t xml:space="preserve"> </w:t>
-      </w:r>
-      <w:r>
-        <w:rPr>
-          <w:rStyle w:val="FunctionTok"/>
-        </w:rPr>
-        <w:t xml:space="preserve">bal_oversampling</w:t>
-      </w:r>
-      <w:r>
-        <w:rPr>
-          <w:rStyle w:val="NormalTok"/>
-        </w:rPr>
-        <w:t xml:space="preserve">(</w:t>
-      </w:r>
-      <w:r>
-        <w:rPr>
-          <w:rStyle w:val="StringTok"/>
-        </w:rPr>
-        <w:t xml:space="preserve">"Species"</w:t>
-      </w:r>
-      <w:r>
-        <w:rPr>
-          <w:rStyle w:val="NormalTok"/>
-        </w:rPr>
-        <w:t xml:space="preserve">, </w:t>
-      </w:r>
-      <w:r>
-        <w:rPr>
-          <w:rStyle w:val="AttributeTok"/>
-        </w:rPr>
-        <w:t xml:space="preserve">method =</w:t>
-      </w:r>
-      <w:r>
-        <w:rPr>
-          <w:rStyle w:val="NormalTok"/>
-        </w:rPr>
-        <w:t xml:space="preserve"> </w:t>
-      </w:r>
-      <w:r>
-        <w:rPr>
-          <w:rStyle w:val="StringTok"/>
-        </w:rPr>
-        <w:t xml:space="preserve">"smote"</w:t>
-      </w:r>
-      <w:r>
-        <w:rPr>
-          <w:rStyle w:val="NormalTok"/>
-        </w:rPr>
-        <w:t xml:space="preserve">, </w:t>
-      </w:r>
-      <w:r>
-        <w:rPr>
-          <w:rStyle w:val="AttributeTok"/>
-        </w:rPr>
-        <w:t xml:space="preserve">k =</w:t>
-      </w:r>
-      <w:r>
-        <w:rPr>
-          <w:rStyle w:val="NormalTok"/>
-        </w:rPr>
-        <w:t xml:space="preserve"> </w:t>
-      </w:r>
-      <w:r>
-        <w:rPr>
-          <w:rStyle w:val="DecValTok"/>
-        </w:rPr>
-        <w:t xml:space="preserve">3</w:t>
-      </w:r>
-      <w:r>
-        <w:rPr>
-          <w:rStyle w:val="NormalTok"/>
-        </w:rPr>
-        <w:t xml:space="preserve">)</w:t>
-      </w:r>
-      <w:r>
-        <w:br/>
-      </w:r>
-      <w:r>
-        <w:rPr>
-          <w:rStyle w:val="NormalTok"/>
-        </w:rPr>
-        <w:t xml:space="preserve">iris_smote </w:t>
-      </w:r>
-      <w:r>
-        <w:rPr>
-          <w:rStyle w:val="OtherTok"/>
-        </w:rPr>
-        <w:t xml:space="preserve">&lt;-</w:t>
-      </w:r>
-      <w:r>
-        <w:rPr>
-          <w:rStyle w:val="NormalTok"/>
-        </w:rPr>
-        <w:t xml:space="preserve"> </w:t>
-      </w:r>
-      <w:r>
-        <w:rPr>
-          <w:rStyle w:val="FunctionTok"/>
-        </w:rPr>
-        <w:t xml:space="preserve">transform</w:t>
-      </w:r>
-      <w:r>
-        <w:rPr>
-          <w:rStyle w:val="NormalTok"/>
-        </w:rPr>
-        <w:t xml:space="preserve">(bal_smote, iris_imb)</w:t>
-      </w:r>
-      <w:r>
-        <w:br/>
-      </w:r>
-      <w:r>
-        <w:rPr>
-          <w:rStyle w:val="FunctionTok"/>
-        </w:rPr>
-        <w:t xml:space="preserve">table</w:t>
-      </w:r>
-      <w:r>
-        <w:rPr>
-          <w:rStyle w:val="NormalTok"/>
-        </w:rPr>
-        <w:t xml:space="preserve">(iris_smote</w:t>
-      </w:r>
-      <w:r>
-        <w:rPr>
-          <w:rStyle w:val="SpecialCharTok"/>
-        </w:rPr>
-        <w:t xml:space="preserve">$</w:t>
-      </w:r>
-      <w:r>
-        <w:rPr>
-          <w:rStyle w:val="NormalTok"/>
-        </w:rPr>
-        <w:t xml:space="preserve">Species)</w:t>
+        <w:pStyle w:val="FirstParagraph"/>
+      </w:pPr>
+      <w:r>
+        <w:t xml:space="preserve">Random oversampling duplicates existing minority cases until the classes become balanced.</w:t>
       </w:r>
     </w:p>
     <w:p>
@@ -634,27 +328,144 @@
       </w:pPr>
       <w:r>
         <w:rPr>
-          <w:rStyle w:val="VerbatimChar"/>
-        </w:rPr>
-        <w:t xml:space="preserve">## </w:t>
-      </w:r>
-      <w:r>
-        <w:br/>
-      </w:r>
-      <w:r>
-        <w:rPr>
-          <w:rStyle w:val="VerbatimChar"/>
-        </w:rPr>
-        <w:t xml:space="preserve">##     setosa versicolor  virginica </w:t>
-      </w:r>
-      <w:r>
-        <w:br/>
-      </w:r>
-      <w:r>
-        <w:rPr>
-          <w:rStyle w:val="VerbatimChar"/>
-        </w:rPr>
-        <w:t xml:space="preserve">##         50         50         50</w:t>
+          <w:rStyle w:val="FunctionTok"/>
+        </w:rPr>
+        <w:t xml:space="preserve">set_example_seed</w:t>
+      </w:r>
+      <w:r>
+        <w:rPr>
+          <w:rStyle w:val="NormalTok"/>
+        </w:rPr>
+        <w:t xml:space="preserve">()</w:t>
+      </w:r>
+      <w:r>
+        <w:br/>
+      </w:r>
+      <w:r>
+        <w:rPr>
+          <w:rStyle w:val="NormalTok"/>
+        </w:rPr>
+        <w:t xml:space="preserve">bal_random </w:t>
+      </w:r>
+      <w:r>
+        <w:rPr>
+          <w:rStyle w:val="OtherTok"/>
+        </w:rPr>
+        <w:t xml:space="preserve">&lt;-</w:t>
+      </w:r>
+      <w:r>
+        <w:rPr>
+          <w:rStyle w:val="NormalTok"/>
+        </w:rPr>
+        <w:t xml:space="preserve"> </w:t>
+      </w:r>
+      <w:r>
+        <w:rPr>
+          <w:rStyle w:val="FunctionTok"/>
+        </w:rPr>
+        <w:t xml:space="preserve">bal_oversampling</w:t>
+      </w:r>
+      <w:r>
+        <w:rPr>
+          <w:rStyle w:val="NormalTok"/>
+        </w:rPr>
+        <w:t xml:space="preserve">(</w:t>
+      </w:r>
+      <w:r>
+        <w:rPr>
+          <w:rStyle w:val="StringTok"/>
+        </w:rPr>
+        <w:t xml:space="preserve">"Species"</w:t>
+      </w:r>
+      <w:r>
+        <w:rPr>
+          <w:rStyle w:val="NormalTok"/>
+        </w:rPr>
+        <w:t xml:space="preserve">, </w:t>
+      </w:r>
+      <w:r>
+        <w:rPr>
+          <w:rStyle w:val="AttributeTok"/>
+        </w:rPr>
+        <w:t xml:space="preserve">method =</w:t>
+      </w:r>
+      <w:r>
+        <w:rPr>
+          <w:rStyle w:val="NormalTok"/>
+        </w:rPr>
+        <w:t xml:space="preserve"> </w:t>
+      </w:r>
+      <w:r>
+        <w:rPr>
+          <w:rStyle w:val="StringTok"/>
+        </w:rPr>
+        <w:t xml:space="preserve">"random"</w:t>
+      </w:r>
+      <w:r>
+        <w:rPr>
+          <w:rStyle w:val="NormalTok"/>
+        </w:rPr>
+        <w:t xml:space="preserve">)</w:t>
+      </w:r>
+      <w:r>
+        <w:br/>
+      </w:r>
+      <w:r>
+        <w:rPr>
+          <w:rStyle w:val="NormalTok"/>
+        </w:rPr>
+        <w:t xml:space="preserve">iris_random </w:t>
+      </w:r>
+      <w:r>
+        <w:rPr>
+          <w:rStyle w:val="OtherTok"/>
+        </w:rPr>
+        <w:t xml:space="preserve">&lt;-</w:t>
+      </w:r>
+      <w:r>
+        <w:rPr>
+          <w:rStyle w:val="NormalTok"/>
+        </w:rPr>
+        <w:t xml:space="preserve"> </w:t>
+      </w:r>
+      <w:r>
+        <w:rPr>
+          <w:rStyle w:val="FunctionTok"/>
+        </w:rPr>
+        <w:t xml:space="preserve">transform</w:t>
+      </w:r>
+      <w:r>
+        <w:rPr>
+          <w:rStyle w:val="NormalTok"/>
+        </w:rPr>
+        <w:t xml:space="preserve">(bal_random, iris_imb)</w:t>
+      </w:r>
+      <w:r>
+        <w:br/>
+      </w:r>
+      <w:r>
+        <w:rPr>
+          <w:rStyle w:val="FunctionTok"/>
+        </w:rPr>
+        <w:t xml:space="preserve">table</w:t>
+      </w:r>
+      <w:r>
+        <w:rPr>
+          <w:rStyle w:val="NormalTok"/>
+        </w:rPr>
+        <w:t xml:space="preserve">(iris_random</w:t>
+      </w:r>
+      <w:r>
+        <w:rPr>
+          <w:rStyle w:val="SpecialCharTok"/>
+        </w:rPr>
+        <w:t xml:space="preserve">$</w:t>
+      </w:r>
+      <w:r>
+        <w:rPr>
+          <w:rStyle w:val="NormalTok"/>
+        </w:rPr>
+        <w:t xml:space="preserve">Species)</w:t>
       </w:r>
     </w:p>
     <w:p>
@@ -663,25 +474,261 @@
       </w:pPr>
       <w:r>
         <w:rPr>
-          <w:rStyle w:val="FunctionTok"/>
-        </w:rPr>
-        <w:t xml:space="preserve">head</w:t>
-      </w:r>
-      <w:r>
-        <w:rPr>
-          <w:rStyle w:val="NormalTok"/>
-        </w:rPr>
-        <w:t xml:space="preserve">(iris_smote)</w:t>
+          <w:rStyle w:val="VerbatimChar"/>
+        </w:rPr>
+        <w:t xml:space="preserve">## </w:t>
+      </w:r>
+      <w:r>
+        <w:br/>
+      </w:r>
+      <w:r>
+        <w:rPr>
+          <w:rStyle w:val="VerbatimChar"/>
+        </w:rPr>
+        <w:t xml:space="preserve">##     setosa versicolor  virginica </w:t>
+      </w:r>
+      <w:r>
+        <w:br/>
+      </w:r>
+      <w:r>
+        <w:rPr>
+          <w:rStyle w:val="VerbatimChar"/>
+        </w:rPr>
+        <w:t xml:space="preserve">##         50         50         50</w:t>
       </w:r>
     </w:p>
     <w:p>
       <w:pPr>
+        <w:pStyle w:val="FirstParagraph"/>
+      </w:pPr>
+      <w:r>
+        <w:t xml:space="preserve">SMOTE creates synthetic minority instances by interpolation among nearby cases. This usually produces a richer balanced set than pure replication.</w:t>
+      </w:r>
+    </w:p>
+    <w:p>
+      <w:pPr>
         <w:pStyle w:val="SourceCode"/>
       </w:pPr>
       <w:r>
         <w:rPr>
+          <w:rStyle w:val="FunctionTok"/>
+        </w:rPr>
+        <w:t xml:space="preserve">set_example_seed</w:t>
+      </w:r>
+      <w:r>
+        <w:rPr>
+          <w:rStyle w:val="NormalTok"/>
+        </w:rPr>
+        <w:t xml:space="preserve">()</w:t>
+      </w:r>
+      <w:r>
+        <w:br/>
+      </w:r>
+      <w:r>
+        <w:rPr>
+          <w:rStyle w:val="NormalTok"/>
+        </w:rPr>
+        <w:t xml:space="preserve">bal_smote </w:t>
+      </w:r>
+      <w:r>
+        <w:rPr>
+          <w:rStyle w:val="OtherTok"/>
+        </w:rPr>
+        <w:t xml:space="preserve">&lt;-</w:t>
+      </w:r>
+      <w:r>
+        <w:rPr>
+          <w:rStyle w:val="NormalTok"/>
+        </w:rPr>
+        <w:t xml:space="preserve"> </w:t>
+      </w:r>
+      <w:r>
+        <w:rPr>
+          <w:rStyle w:val="FunctionTok"/>
+        </w:rPr>
+        <w:t xml:space="preserve">bal_oversampling</w:t>
+      </w:r>
+      <w:r>
+        <w:rPr>
+          <w:rStyle w:val="NormalTok"/>
+        </w:rPr>
+        <w:t xml:space="preserve">(</w:t>
+      </w:r>
+      <w:r>
+        <w:rPr>
+          <w:rStyle w:val="StringTok"/>
+        </w:rPr>
+        <w:t xml:space="preserve">"Species"</w:t>
+      </w:r>
+      <w:r>
+        <w:rPr>
+          <w:rStyle w:val="NormalTok"/>
+        </w:rPr>
+        <w:t xml:space="preserve">, </w:t>
+      </w:r>
+      <w:r>
+        <w:rPr>
+          <w:rStyle w:val="AttributeTok"/>
+        </w:rPr>
+        <w:t xml:space="preserve">method =</w:t>
+      </w:r>
+      <w:r>
+        <w:rPr>
+          <w:rStyle w:val="NormalTok"/>
+        </w:rPr>
+        <w:t xml:space="preserve"> </w:t>
+      </w:r>
+      <w:r>
+        <w:rPr>
+          <w:rStyle w:val="StringTok"/>
+        </w:rPr>
+        <w:t xml:space="preserve">"smote"</w:t>
+      </w:r>
+      <w:r>
+        <w:rPr>
+          <w:rStyle w:val="NormalTok"/>
+        </w:rPr>
+        <w:t xml:space="preserve">, </w:t>
+      </w:r>
+      <w:r>
+        <w:rPr>
+          <w:rStyle w:val="AttributeTok"/>
+        </w:rPr>
+        <w:t xml:space="preserve">k =</w:t>
+      </w:r>
+      <w:r>
+        <w:rPr>
+          <w:rStyle w:val="NormalTok"/>
+        </w:rPr>
+        <w:t xml:space="preserve"> </w:t>
+      </w:r>
+      <w:r>
+        <w:rPr>
+          <w:rStyle w:val="DecValTok"/>
+        </w:rPr>
+        <w:t xml:space="preserve">3</w:t>
+      </w:r>
+      <w:r>
+        <w:rPr>
+          <w:rStyle w:val="NormalTok"/>
+        </w:rPr>
+        <w:t xml:space="preserve">)</w:t>
+      </w:r>
+      <w:r>
+        <w:br/>
+      </w:r>
+      <w:r>
+        <w:rPr>
+          <w:rStyle w:val="NormalTok"/>
+        </w:rPr>
+        <w:t xml:space="preserve">iris_smote </w:t>
+      </w:r>
+      <w:r>
+        <w:rPr>
+          <w:rStyle w:val="OtherTok"/>
+        </w:rPr>
+        <w:t xml:space="preserve">&lt;-</w:t>
+      </w:r>
+      <w:r>
+        <w:rPr>
+          <w:rStyle w:val="NormalTok"/>
+        </w:rPr>
+        <w:t xml:space="preserve"> </w:t>
+      </w:r>
+      <w:r>
+        <w:rPr>
+          <w:rStyle w:val="FunctionTok"/>
+        </w:rPr>
+        <w:t xml:space="preserve">transform</w:t>
+      </w:r>
+      <w:r>
+        <w:rPr>
+          <w:rStyle w:val="NormalTok"/>
+        </w:rPr>
+        <w:t xml:space="preserve">(bal_smote, iris_imb)</w:t>
+      </w:r>
+      <w:r>
+        <w:br/>
+      </w:r>
+      <w:r>
+        <w:rPr>
+          <w:rStyle w:val="FunctionTok"/>
+        </w:rPr>
+        <w:t xml:space="preserve">table</w:t>
+      </w:r>
+      <w:r>
+        <w:rPr>
+          <w:rStyle w:val="NormalTok"/>
+        </w:rPr>
+        <w:t xml:space="preserve">(iris_smote</w:t>
+      </w:r>
+      <w:r>
+        <w:rPr>
+          <w:rStyle w:val="SpecialCharTok"/>
+        </w:rPr>
+        <w:t xml:space="preserve">$</w:t>
+      </w:r>
+      <w:r>
+        <w:rPr>
+          <w:rStyle w:val="NormalTok"/>
+        </w:rPr>
+        <w:t xml:space="preserve">Species)</w:t>
+      </w:r>
+    </w:p>
+    <w:p>
+      <w:pPr>
+        <w:pStyle w:val="SourceCode"/>
+      </w:pPr>
+      <w:r>
+        <w:rPr>
           <w:rStyle w:val="VerbatimChar"/>
         </w:rPr>
+        <w:t xml:space="preserve">## </w:t>
+      </w:r>
+      <w:r>
+        <w:br/>
+      </w:r>
+      <w:r>
+        <w:rPr>
+          <w:rStyle w:val="VerbatimChar"/>
+        </w:rPr>
+        <w:t xml:space="preserve">##     setosa versicolor  virginica </w:t>
+      </w:r>
+      <w:r>
+        <w:br/>
+      </w:r>
+      <w:r>
+        <w:rPr>
+          <w:rStyle w:val="VerbatimChar"/>
+        </w:rPr>
+        <w:t xml:space="preserve">##         50         50         50</w:t>
+      </w:r>
+    </w:p>
+    <w:p>
+      <w:pPr>
+        <w:pStyle w:val="SourceCode"/>
+      </w:pPr>
+      <w:r>
+        <w:rPr>
+          <w:rStyle w:val="FunctionTok"/>
+        </w:rPr>
+        <w:t xml:space="preserve">head</w:t>
+      </w:r>
+      <w:r>
+        <w:rPr>
+          <w:rStyle w:val="NormalTok"/>
+        </w:rPr>
+        <w:t xml:space="preserve">(iris_smote)</w:t>
+      </w:r>
+    </w:p>
+    <w:p>
+      <w:pPr>
+        <w:pStyle w:val="SourceCode"/>
+      </w:pPr>
+      <w:r>
+        <w:rPr>
+          <w:rStyle w:val="VerbatimChar"/>
+        </w:rPr>
         <w:t xml:space="preserve">##   Sepal.Length Sepal.Width Petal.Length Petal.Width Species</w:t>
       </w:r>
       <w:r>
@@ -737,6 +784,46 @@
           <w:rStyle w:val="VerbatimChar"/>
         </w:rPr>
         <w:t xml:space="preserve">## 6          5.4         3.9          1.7         0.4  setosa</w:t>
+      </w:r>
+    </w:p>
+    <w:p>
+      <w:pPr>
+        <w:pStyle w:val="FirstParagraph"/>
+      </w:pPr>
+      <w:r>
+        <w:t xml:space="preserve">What to observe</w:t>
+      </w:r>
+      <w:r>
+        <w:t xml:space="preserve"> </w:t>
+      </w:r>
+      <w:r>
+        <w:t xml:space="preserve">- Random oversampling preserves original minority examples exactly, so duplicated rows may appear.</w:t>
+      </w:r>
+      <w:r>
+        <w:t xml:space="preserve"> </w:t>
+      </w:r>
+      <w:r>
+        <w:t xml:space="preserve">- SMOTE changes the dataset more deeply because it generates synthetic numeric combinations.</w:t>
+      </w:r>
+      <w:r>
+        <w:t xml:space="preserve"> </w:t>
+      </w:r>
+      <w:r>
+        <w:t xml:space="preserve">- Both approaches should be fitted only on the training split, not on the full dataset, to avoid leakage into evaluation.</w:t>
+      </w:r>
+    </w:p>
+    <w:p>
+      <w:pPr>
+        <w:pStyle w:val="BodyText"/>
+      </w:pPr>
+      <w:r>
+        <w:t xml:space="preserve">References</w:t>
+      </w:r>
+      <w:r>
+        <w:t xml:space="preserve"> </w:t>
+      </w:r>
+      <w:r>
+        <w:t xml:space="preserve">- Chawla, N. V., Bowyer, K. W., Hall, L. O., and Kegelmeyer, W. P. (2002). SMOTE: Synthetic Minority Over-sampling Technique.</w:t>
       </w:r>
     </w:p>
     <w:bookmarkEnd w:id="9"/>
